--- a/reports/Defining_Health_Benefits_Package_in_Senegal_ResultsNote_v1.docx
+++ b/reports/Defining_Health_Benefits_Package_in_Senegal_ResultsNote_v1.docx
@@ -2190,7 +2190,7 @@
       </w:r>
     </w:p>
     <w:bookmarkEnd w:id="44"/>
-    <w:bookmarkStart w:id="52" w:name="cost-effectiveness-results"/>
+    <w:bookmarkStart w:id="53" w:name="cost-effectiveness-results"/>
     <w:p>
       <w:pPr>
         <w:pStyle w:val="Heading1"/>
@@ -2245,6 +2245,44 @@
     </w:p>
     <w:p>
       <w:pPr>
+        <w:pStyle w:val="BodyText"/>
+      </w:pPr>
+      <w:r>
+        <w:t xml:space="preserve">Net health benefit, as used in this note, corresponds to the net DALYs averted reported in Mohan et al. (2023):</w:t>
+      </w:r>
+      <w:r>
+        <w:rPr>
+          <w:rStyle w:val="FootnoteReference"/>
+        </w:rPr>
+        <w:footnoteReference w:id="46"/>
+      </w:r>
+      <w:r>
+        <w:t xml:space="preserve"> </w:t>
+      </w:r>
+      <w:r>
+        <w:t xml:space="preserve">gross DALYs averted (the league table’s</w:t>
+      </w:r>
+      <w:r>
+        <w:t xml:space="preserve"> </w:t>
+      </w:r>
+      <w:r>
+        <w:t xml:space="preserve">“</w:t>
+      </w:r>
+      <w:r>
+        <w:t xml:space="preserve">Total DALYs averted, full implementation</w:t>
+      </w:r>
+      <w:r>
+        <w:t xml:space="preserve">”</w:t>
+      </w:r>
+      <w:r>
+        <w:t xml:space="preserve"> </w:t>
+      </w:r>
+      <w:r>
+        <w:t xml:space="preserve">column) net of the health opportunity cost of the resources the intervention consumes. The two figures are kept as separate columns throughout the league table rather than the net figure alone, so a reader can recover the gross health effect independently of the CET used to compute its opportunity cost.</w:t>
+      </w:r>
+    </w:p>
+    <w:p>
+      <w:pPr>
         <w:pStyle w:val="CaptionedFigure"/>
       </w:pPr>
       <w:r>
@@ -2252,18 +2290,18 @@
           <wp:inline>
             <wp:extent cx="5334000" cy="2909454"/>
             <wp:effectExtent b="0" l="0" r="0" t="0"/>
-            <wp:docPr descr="Efficiency frontier: DALYs averted per $1,000 spent, interventions affordable at the CET, ordered by ICER" title="" id="47" name="Picture"/>
+            <wp:docPr descr="Efficiency frontier: DALYs averted per $1,000 spent, interventions affordable at the CET, ordered by ICER" title="" id="48" name="Picture"/>
             <a:graphic>
               <a:graphicData uri="http://schemas.openxmlformats.org/drawingml/2006/picture">
                 <pic:pic>
                   <pic:nvPicPr>
-                    <pic:cNvPr descr="assets/efficiency_frontier.png" id="48" name="Picture"/>
+                    <pic:cNvPr descr="assets/efficiency_frontier.png" id="49" name="Picture"/>
                     <pic:cNvPicPr>
                       <a:picLocks noChangeArrowheads="1" noChangeAspect="1"/>
                     </pic:cNvPicPr>
                   </pic:nvPicPr>
                   <pic:blipFill>
-                    <a:blip r:embed="rId46"/>
+                    <a:blip r:embed="rId47"/>
                     <a:stretch>
                       <a:fillRect/>
                     </a:stretch>
@@ -2307,18 +2345,18 @@
           <wp:inline>
             <wp:extent cx="5334000" cy="2909454"/>
             <wp:effectExtent b="0" l="0" r="0" t="0"/>
-            <wp:docPr descr="Interventions ranked by net health benefit, with cumulative spend" title="" id="50" name="Picture"/>
+            <wp:docPr descr="Interventions ranked by net health benefit, with cumulative spend" title="" id="51" name="Picture"/>
             <a:graphic>
               <a:graphicData uri="http://schemas.openxmlformats.org/drawingml/2006/picture">
                 <pic:pic>
                   <pic:nvPicPr>
-                    <pic:cNvPr descr="assets/fig6_net_benefit_ranked.png" id="51" name="Picture"/>
+                    <pic:cNvPr descr="assets/fig6_net_benefit_ranked.png" id="52" name="Picture"/>
                     <pic:cNvPicPr>
                       <a:picLocks noChangeArrowheads="1" noChangeAspect="1"/>
                     </pic:cNvPicPr>
                   </pic:nvPicPr>
                   <pic:blipFill>
-                    <a:blip r:embed="rId49"/>
+                    <a:blip r:embed="rId50"/>
                     <a:stretch>
                       <a:fillRect/>
                     </a:stretch>
@@ -2361,8 +2399,8 @@
         <w:t xml:space="preserve">Raising the CET from $242.50 to $970 widens the affordable package from 91 to 105 of the 114 interventions and the corresponding full-implementation budget from $281.1 million to $349.1 million; total DALYs averted under full implementation rises from 100.9 million to 101.2 million across that range, a 0.3% change against a budget change of 24%. The marginal interventions admitted by a higher threshold contribute disproportionately little additional health relative to the budget already committed to the interventions affordable at $242.50.</w:t>
       </w:r>
     </w:p>
-    <w:bookmarkEnd w:id="52"/>
-    <w:bookmarkStart w:id="60" w:name="Xb4d8bd95979f330ce285904957bb4fa9822bb43"/>
+    <w:bookmarkEnd w:id="53"/>
+    <w:bookmarkStart w:id="61" w:name="Xb4d8bd95979f330ce285904957bb4fa9822bb43"/>
     <w:p>
       <w:pPr>
         <w:pStyle w:val="Heading1"/>
@@ -2382,7 +2420,7 @@
         <w:rPr>
           <w:rStyle w:val="FootnoteReference"/>
         </w:rPr>
-        <w:footnoteReference w:id="53"/>
+        <w:footnoteReference w:id="54"/>
       </w:r>
       <w:r>
         <w:t xml:space="preserve"> </w:t>
@@ -2416,18 +2454,18 @@
           <wp:inline>
             <wp:extent cx="5334000" cy="4148666"/>
             <wp:effectExtent b="0" l="0" r="0" t="0"/>
-            <wp:docPr descr="Health equity impact plane, wealth quintile" title="" id="55" name="Picture"/>
+            <wp:docPr descr="Health equity impact plane, wealth quintile" title="" id="56" name="Picture"/>
             <a:graphic>
               <a:graphicData uri="http://schemas.openxmlformats.org/drawingml/2006/picture">
                 <pic:pic>
                   <pic:nvPicPr>
-                    <pic:cNvPr descr="assets/dcea_equity_plane_wealth.png" id="56" name="Picture"/>
+                    <pic:cNvPr descr="assets/dcea_equity_plane_wealth.png" id="57" name="Picture"/>
                     <pic:cNvPicPr>
                       <a:picLocks noChangeArrowheads="1" noChangeAspect="1"/>
                     </pic:cNvPicPr>
                   </pic:nvPicPr>
                   <pic:blipFill>
-                    <a:blip r:embed="rId54"/>
+                    <a:blip r:embed="rId55"/>
                     <a:stretch>
                       <a:fillRect/>
                     </a:stretch>
@@ -2471,18 +2509,18 @@
           <wp:inline>
             <wp:extent cx="5334000" cy="4148666"/>
             <wp:effectExtent b="0" l="0" r="0" t="0"/>
-            <wp:docPr descr="Health equity impact plane, residence" title="" id="58" name="Picture"/>
+            <wp:docPr descr="Health equity impact plane, residence" title="" id="59" name="Picture"/>
             <a:graphic>
               <a:graphicData uri="http://schemas.openxmlformats.org/drawingml/2006/picture">
                 <pic:pic>
                   <pic:nvPicPr>
-                    <pic:cNvPr descr="assets/dcea_equity_plane_residence.png" id="59" name="Picture"/>
+                    <pic:cNvPr descr="assets/dcea_equity_plane_residence.png" id="60" name="Picture"/>
                     <pic:cNvPicPr>
                       <a:picLocks noChangeArrowheads="1" noChangeAspect="1"/>
                     </pic:cNvPicPr>
                   </pic:nvPicPr>
                   <pic:blipFill>
-                    <a:blip r:embed="rId57"/>
+                    <a:blip r:embed="rId58"/>
                     <a:stretch>
                       <a:fillRect/>
                     </a:stretch>
@@ -2525,8 +2563,8 @@
         <w:t xml:space="preserve">Four parameters underlying this analysis are held at a placeholder value pending Senegal-specific data: national healthy life expectancy (58 years, to be verified against WHO Global Health Estimates), national urban population share (39.6%, proxied from the EDS-Continue 2023 under-5 sample composition rather than a full-population census figure), the weight given to a mortality-based versus a prevalence-based component of the baseline health index (set at 0.5), and the opportunity-cost rate by wealth quintile and residence (no Senegal-specific estimate found in the DCEA preparatory workbook; the national CET is used uniformly across groups in its place).</w:t>
       </w:r>
     </w:p>
-    <w:bookmarkEnd w:id="60"/>
-    <w:bookmarkStart w:id="61" w:name="limitations-and-next-steps"/>
+    <w:bookmarkEnd w:id="61"/>
+    <w:bookmarkStart w:id="65" w:name="limitations-and-next-steps"/>
     <w:p>
       <w:pPr>
         <w:pStyle w:val="Heading1"/>
@@ -2567,14 +2605,720 @@
         <w:t xml:space="preserve">This run does not include the following components of the EasyHealth WP3 analysis plan: selection of a package under a fixed budget envelope expressed in CFA francs (Section 3 of the analysis plan template); probabilistic sensitivity analysis with joint parameter uncertainty (Section 5); implementation capacity constraints by region or facility (Section 7); and pre-registration of the analysis plan with MSAS sign-off (Section 8). These are proposed as the next iteration’s scope, once the CET base value, unit-cost source hierarchy, and DCEA baseline parameters confirmed in this note are agreed.</w:t>
       </w:r>
     </w:p>
-    <w:bookmarkEnd w:id="61"/>
-    <w:bookmarkStart w:id="62" w:name="accompanying-files"/>
+    <w:p>
+      <w:pPr>
+        <w:pStyle w:val="BodyText"/>
+      </w:pPr>
+      <w:r>
+        <w:t xml:space="preserve">Two established methods determine which interventions enter a health benefits package. Ranking interventions by ICER against a CET, and including those at or below the threshold, is the method used in Sections 6-7 of this note.</w:t>
+      </w:r>
+      <w:r>
+        <w:rPr>
+          <w:rStyle w:val="FootnoteReference"/>
+        </w:rPr>
+        <w:footnoteReference w:id="62"/>
+      </w:r>
+      <w:r>
+        <w:t xml:space="preserve"> </w:t>
+      </w:r>
+      <w:r>
+        <w:t xml:space="preserve">Constrained optimization instead selects a coverage level for each intervention to maximize net DALYs averted subject to joint financial and health-workforce constraints, and does not reduce to ICER ranking once a workforce cadre is scarce: an intervention with a favorable ICER can be excluded by a binding time constraint on the cadre that delivers it, and an intervention with a less favorable ICER can be included where it draws on an underused cadre.</w:t>
+      </w:r>
+      <w:r>
+        <w:rPr>
+          <w:rStyle w:val="FootnoteReference"/>
+        </w:rPr>
+        <w:footnoteReference w:id="63"/>
+      </w:r>
+      <w:r>
+        <w:t xml:space="preserve"> </w:t>
+      </w:r>
+      <w:r>
+        <w:t xml:space="preserve">This note reports the ICER-ranking result only. Extending it to a constrained-optimization formulation requires three inputs not yet collected for Senegal: health-worker time per patient by cadre, workforce capacity by cadre, and a consumables budget envelope in CFA francs (Table 3).</w:t>
+      </w:r>
+    </w:p>
+    <w:p>
+      <w:pPr>
+        <w:pStyle w:val="BodyText"/>
+      </w:pPr>
+      <w:r>
+        <w:t xml:space="preserve">Two further modelling choices carry over unchanged from the ICER-ranking method and are not yet tested: interventions are treated as independent, so an intervention’s cost and effect do not depend on which other interventions are included in the package; and no substitutable or complementary intervention pairs are identified, so two interventions addressing the same need are both retained in the league table at their full computed value rather than capped at a shared eligible population.</w:t>
+      </w:r>
+      <w:r>
+        <w:rPr>
+          <w:rStyle w:val="FootnoteReference"/>
+        </w:rPr>
+        <w:footnoteReference w:id="64"/>
+      </w:r>
+    </w:p>
+    <w:bookmarkEnd w:id="65"/>
+    <w:bookmarkStart w:id="66" w:name="data-sources-and-model-parameters"/>
     <w:p>
       <w:pPr>
         <w:pStyle w:val="Heading1"/>
       </w:pPr>
       <w:r>
-        <w:t xml:space="preserve">10. Accompanying files</w:t>
+        <w:t xml:space="preserve">10. Data sources and model parameters</w:t>
+      </w:r>
+    </w:p>
+    <w:p>
+      <w:pPr>
+        <w:pStyle w:val="FirstParagraph"/>
+      </w:pPr>
+      <w:r>
+        <w:rPr>
+          <w:bCs/>
+          <w:b/>
+        </w:rPr>
+        <w:t xml:space="preserve">Table 3. Data sources and model parameters, Senegal HBP cost-effectiveness analysis</w:t>
+      </w:r>
+    </w:p>
+    <w:tbl>
+      <w:tblPr>
+        <w:tblStyle w:val="Table"/>
+        <w:tblW w:type="pct" w:w="5000"/>
+        <w:tblLook w:firstRow="1" w:lastRow="0" w:firstColumn="0" w:lastColumn="0" w:noHBand="0" w:noVBand="0" w:val="0020"/>
+        <w:jc w:val="start"/>
+      </w:tblPr>
+      <w:tblGrid>
+        <w:gridCol w:w="1584"/>
+        <w:gridCol w:w="1584"/>
+        <w:gridCol w:w="1584"/>
+        <w:gridCol w:w="1584"/>
+        <w:gridCol w:w="1584"/>
+      </w:tblGrid>
+      <w:tr>
+        <w:trPr>
+          <w:tblHeader w:val="true"/>
+        </w:trPr>
+        <w:tc>
+          <w:tcPr/>
+          <w:p>
+            <w:pPr>
+              <w:pStyle w:val="Compact"/>
+              <w:jc w:val="left"/>
+            </w:pPr>
+            <w:r>
+              <w:t xml:space="preserve">Model parameter</w:t>
+            </w:r>
+          </w:p>
+        </w:tc>
+        <w:tc>
+          <w:tcPr/>
+          <w:p>
+            <w:pPr>
+              <w:pStyle w:val="Compact"/>
+              <w:jc w:val="left"/>
+            </w:pPr>
+            <w:r>
+              <w:t xml:space="preserve">Source</w:t>
+            </w:r>
+          </w:p>
+        </w:tc>
+        <w:tc>
+          <w:tcPr/>
+          <w:p>
+            <w:pPr>
+              <w:pStyle w:val="Compact"/>
+              <w:jc w:val="left"/>
+            </w:pPr>
+            <w:r>
+              <w:t xml:space="preserve">Country-specific?</w:t>
+            </w:r>
+          </w:p>
+        </w:tc>
+        <w:tc>
+          <w:tcPr/>
+          <w:p>
+            <w:pPr>
+              <w:pStyle w:val="Compact"/>
+              <w:jc w:val="left"/>
+            </w:pPr>
+            <w:r>
+              <w:t xml:space="preserve">Year</w:t>
+            </w:r>
+          </w:p>
+        </w:tc>
+        <w:tc>
+          <w:tcPr/>
+          <w:p>
+            <w:pPr>
+              <w:pStyle w:val="Compact"/>
+              <w:jc w:val="left"/>
+            </w:pPr>
+            <w:r>
+              <w:t xml:space="preserve">Notes</w:t>
+            </w:r>
+          </w:p>
+        </w:tc>
+      </w:tr>
+      <w:tr>
+        <w:tc>
+          <w:tcPr/>
+          <w:p>
+            <w:pPr>
+              <w:pStyle w:val="Compact"/>
+              <w:jc w:val="left"/>
+            </w:pPr>
+            <w:r>
+              <w:t xml:space="preserve">Cost-effectiveness (DALYs averted per patient)</w:t>
+            </w:r>
+          </w:p>
+        </w:tc>
+        <w:tc>
+          <w:tcPr/>
+          <w:p>
+            <w:pPr>
+              <w:pStyle w:val="Compact"/>
+              <w:jc w:val="left"/>
+            </w:pPr>
+            <w:r>
+              <w:t xml:space="preserve">Tufts Cost-Effectiveness Analysis Registry (primary); Uganda HBP Tool (fallback)</w:t>
+            </w:r>
+          </w:p>
+        </w:tc>
+        <w:tc>
+          <w:tcPr/>
+          <w:p>
+            <w:pPr>
+              <w:pStyle w:val="Compact"/>
+              <w:jc w:val="left"/>
+            </w:pPr>
+            <w:r>
+              <w:t xml:space="preserve">No</w:t>
+            </w:r>
+          </w:p>
+        </w:tc>
+        <w:tc>
+          <w:tcPr/>
+          <w:p>
+            <w:pPr>
+              <w:pStyle w:val="Compact"/>
+              <w:jc w:val="left"/>
+            </w:pPr>
+            <w:r>
+              <w:t xml:space="preserve">Varies by source study</w:t>
+            </w:r>
+          </w:p>
+        </w:tc>
+        <w:tc>
+          <w:tcPr/>
+          <w:p>
+            <w:pPr>
+              <w:pStyle w:val="Compact"/>
+              <w:jc w:val="left"/>
+            </w:pPr>
+            <w:r>
+              <w:t xml:space="preserve">A Tufts ratio is used if its absolute value does not exceed a plausibility bound of 6; where none is usable, the Uganda HBP Tool’s own figure is substituted, matched by intervention name</w:t>
+            </w:r>
+          </w:p>
+        </w:tc>
+      </w:tr>
+      <w:tr>
+        <w:tc>
+          <w:tcPr/>
+          <w:p>
+            <w:pPr>
+              <w:pStyle w:val="Compact"/>
+              <w:jc w:val="left"/>
+            </w:pPr>
+            <w:r>
+              <w:t xml:space="preserve">Eligible population / cases</w:t>
+            </w:r>
+          </w:p>
+        </w:tc>
+        <w:tc>
+          <w:tcPr/>
+          <w:p>
+            <w:pPr>
+              <w:pStyle w:val="Compact"/>
+              <w:jc w:val="left"/>
+            </w:pPr>
+            <w:r>
+              <w:t xml:space="preserve">OneHealth Tool, Senegal settings (MSAS/DPRS)</w:t>
+            </w:r>
+          </w:p>
+        </w:tc>
+        <w:tc>
+          <w:tcPr/>
+          <w:p>
+            <w:pPr>
+              <w:pStyle w:val="Compact"/>
+              <w:jc w:val="left"/>
+            </w:pPr>
+            <w:r>
+              <w:t xml:space="preserve">Yes</w:t>
+            </w:r>
+          </w:p>
+        </w:tc>
+        <w:tc>
+          <w:tcPr/>
+          <w:p>
+            <w:pPr>
+              <w:pStyle w:val="Compact"/>
+              <w:jc w:val="left"/>
+            </w:pPr>
+            <w:r>
+              <w:t xml:space="preserve">2023</w:t>
+            </w:r>
+          </w:p>
+        </w:tc>
+        <w:tc>
+          <w:tcPr/>
+          <w:p>
+            <w:pPr>
+              <w:pStyle w:val="Compact"/>
+              <w:jc w:val="left"/>
+            </w:pPr>
+            <w:r>
+              <w:t xml:space="preserve">Cases = target population × population in need × coverage</w:t>
+            </w:r>
+          </w:p>
+        </w:tc>
+      </w:tr>
+      <w:tr>
+        <w:tc>
+          <w:tcPr/>
+          <w:p>
+            <w:pPr>
+              <w:pStyle w:val="Compact"/>
+              <w:jc w:val="left"/>
+            </w:pPr>
+            <w:r>
+              <w:t xml:space="preserve">Unit / consumables cost</w:t>
+            </w:r>
+          </w:p>
+        </w:tc>
+        <w:tc>
+          <w:tcPr/>
+          <w:p>
+            <w:pPr>
+              <w:pStyle w:val="Compact"/>
+              <w:jc w:val="left"/>
+            </w:pPr>
+            <w:r>
+              <w:t xml:space="preserve">OHT Top-20-Causes worksheet, manual entry (primary); OHT drug-and-supply costing sheet (fallback)</w:t>
+            </w:r>
+          </w:p>
+        </w:tc>
+        <w:tc>
+          <w:tcPr/>
+          <w:p>
+            <w:pPr>
+              <w:pStyle w:val="Compact"/>
+              <w:jc w:val="left"/>
+            </w:pPr>
+            <w:r>
+              <w:t xml:space="preserve">Yes</w:t>
+            </w:r>
+          </w:p>
+        </w:tc>
+        <w:tc>
+          <w:tcPr/>
+          <w:p>
+            <w:pPr>
+              <w:pStyle w:val="Compact"/>
+              <w:jc w:val="left"/>
+            </w:pPr>
+            <w:r>
+              <w:t xml:space="preserve">2023</w:t>
+            </w:r>
+          </w:p>
+        </w:tc>
+        <w:tc>
+          <w:tcPr/>
+          <w:p>
+            <w:pPr>
+              <w:pStyle w:val="Compact"/>
+              <w:jc w:val="left"/>
+            </w:pPr>
+            <w:r>
+              <w:t xml:space="preserve">No literature or cross-country fallback is used for cost</w:t>
+            </w:r>
+          </w:p>
+        </w:tc>
+      </w:tr>
+      <w:tr>
+        <w:tc>
+          <w:tcPr/>
+          <w:p>
+            <w:pPr>
+              <w:pStyle w:val="Compact"/>
+              <w:jc w:val="left"/>
+            </w:pPr>
+            <w:r>
+              <w:t xml:space="preserve">Health opportunity cost (CET)</w:t>
+            </w:r>
+          </w:p>
+        </w:tc>
+        <w:tc>
+          <w:tcPr/>
+          <w:p>
+            <w:pPr>
+              <w:pStyle w:val="Compact"/>
+              <w:jc w:val="left"/>
+            </w:pPr>
+            <w:r>
+              <w:t xml:space="preserve">Ochalek et al. (2026), medRxiv, GBD 2023, 92 low- and lower-middle-income countries</w:t>
+            </w:r>
+          </w:p>
+        </w:tc>
+        <w:tc>
+          <w:tcPr/>
+          <w:p>
+            <w:pPr>
+              <w:pStyle w:val="Compact"/>
+              <w:jc w:val="left"/>
+            </w:pPr>
+            <w:r>
+              <w:t xml:space="preserve">No</w:t>
+            </w:r>
+          </w:p>
+        </w:tc>
+        <w:tc>
+          <w:tcPr/>
+          <w:p>
+            <w:pPr>
+              <w:pStyle w:val="Compact"/>
+              <w:jc w:val="left"/>
+            </w:pPr>
+            <w:r>
+              <w:t xml:space="preserve">2026 estimate, applied to 2023 cost and effect data</w:t>
+            </w:r>
+          </w:p>
+        </w:tc>
+        <w:tc>
+          <w:tcPr/>
+          <w:p>
+            <w:pPr>
+              <w:pStyle w:val="Compact"/>
+              <w:jc w:val="left"/>
+            </w:pPr>
+            <w:r>
+              <w:t xml:space="preserve">$485/DALY base case; sensitivity at 50%, 150%, 200%</w:t>
+            </w:r>
+          </w:p>
+        </w:tc>
+      </w:tr>
+      <w:tr>
+        <w:tc>
+          <w:tcPr/>
+          <w:p>
+            <w:pPr>
+              <w:pStyle w:val="Compact"/>
+              <w:jc w:val="left"/>
+            </w:pPr>
+            <w:r>
+              <w:t xml:space="preserve">Health-worker time by cadre</w:t>
+            </w:r>
+          </w:p>
+        </w:tc>
+        <w:tc>
+          <w:tcPr/>
+          <w:p>
+            <w:pPr>
+              <w:pStyle w:val="Compact"/>
+              <w:jc w:val="left"/>
+            </w:pPr>
+            <w:r>
+              <w:t xml:space="preserve">Not collected</w:t>
+            </w:r>
+          </w:p>
+        </w:tc>
+        <w:tc>
+          <w:tcPr/>
+          <w:p>
+            <w:pPr>
+              <w:pStyle w:val="Compact"/>
+              <w:jc w:val="left"/>
+            </w:pPr>
+            <w:r>
+              <w:t xml:space="preserve">—</w:t>
+            </w:r>
+          </w:p>
+        </w:tc>
+        <w:tc>
+          <w:tcPr/>
+          <w:p>
+            <w:pPr>
+              <w:pStyle w:val="Compact"/>
+              <w:jc w:val="left"/>
+            </w:pPr>
+            <w:r>
+              <w:t xml:space="preserve">—</w:t>
+            </w:r>
+          </w:p>
+        </w:tc>
+        <w:tc>
+          <w:tcPr/>
+          <w:p>
+            <w:pPr>
+              <w:pStyle w:val="Compact"/>
+              <w:jc w:val="left"/>
+            </w:pPr>
+            <w:r>
+              <w:t xml:space="preserve">Required for a constrained-optimization extension; not present in this run</w:t>
+            </w:r>
+          </w:p>
+        </w:tc>
+      </w:tr>
+      <w:tr>
+        <w:tc>
+          <w:tcPr/>
+          <w:p>
+            <w:pPr>
+              <w:pStyle w:val="Compact"/>
+              <w:jc w:val="left"/>
+            </w:pPr>
+            <w:r>
+              <w:t xml:space="preserve">Workforce capacity by cadre</w:t>
+            </w:r>
+          </w:p>
+        </w:tc>
+        <w:tc>
+          <w:tcPr/>
+          <w:p>
+            <w:pPr>
+              <w:pStyle w:val="Compact"/>
+              <w:jc w:val="left"/>
+            </w:pPr>
+            <w:r>
+              <w:t xml:space="preserve">Not collected</w:t>
+            </w:r>
+          </w:p>
+        </w:tc>
+        <w:tc>
+          <w:tcPr/>
+          <w:p>
+            <w:pPr>
+              <w:pStyle w:val="Compact"/>
+              <w:jc w:val="left"/>
+            </w:pPr>
+            <w:r>
+              <w:t xml:space="preserve">—</w:t>
+            </w:r>
+          </w:p>
+        </w:tc>
+        <w:tc>
+          <w:tcPr/>
+          <w:p>
+            <w:pPr>
+              <w:pStyle w:val="Compact"/>
+              <w:jc w:val="left"/>
+            </w:pPr>
+            <w:r>
+              <w:t xml:space="preserve">—</w:t>
+            </w:r>
+          </w:p>
+        </w:tc>
+        <w:tc>
+          <w:tcPr/>
+          <w:p>
+            <w:pPr>
+              <w:pStyle w:val="Compact"/>
+              <w:jc w:val="left"/>
+            </w:pPr>
+            <w:r>
+              <w:t xml:space="preserve">Same limitation</w:t>
+            </w:r>
+          </w:p>
+        </w:tc>
+      </w:tr>
+      <w:tr>
+        <w:tc>
+          <w:tcPr/>
+          <w:p>
+            <w:pPr>
+              <w:pStyle w:val="Compact"/>
+              <w:jc w:val="left"/>
+            </w:pPr>
+            <w:r>
+              <w:t xml:space="preserve">Consumables budget envelope</w:t>
+            </w:r>
+          </w:p>
+        </w:tc>
+        <w:tc>
+          <w:tcPr/>
+          <w:p>
+            <w:pPr>
+              <w:pStyle w:val="Compact"/>
+              <w:jc w:val="left"/>
+            </w:pPr>
+            <w:r>
+              <w:t xml:space="preserve">Not collected</w:t>
+            </w:r>
+          </w:p>
+        </w:tc>
+        <w:tc>
+          <w:tcPr/>
+          <w:p>
+            <w:pPr>
+              <w:pStyle w:val="Compact"/>
+              <w:jc w:val="left"/>
+            </w:pPr>
+            <w:r>
+              <w:t xml:space="preserve">—</w:t>
+            </w:r>
+          </w:p>
+        </w:tc>
+        <w:tc>
+          <w:tcPr/>
+          <w:p>
+            <w:pPr>
+              <w:pStyle w:val="Compact"/>
+              <w:jc w:val="left"/>
+            </w:pPr>
+            <w:r>
+              <w:t xml:space="preserve">—</w:t>
+            </w:r>
+          </w:p>
+        </w:tc>
+        <w:tc>
+          <w:tcPr/>
+          <w:p>
+            <w:pPr>
+              <w:pStyle w:val="Compact"/>
+              <w:jc w:val="left"/>
+            </w:pPr>
+            <w:r>
+              <w:t xml:space="preserve">The league table reports an implied budget ($346.9 million at the base CET) rather than allocating against a fixed ceiling</w:t>
+            </w:r>
+          </w:p>
+        </w:tc>
+      </w:tr>
+      <w:tr>
+        <w:tc>
+          <w:tcPr/>
+          <w:p>
+            <w:pPr>
+              <w:pStyle w:val="Compact"/>
+              <w:jc w:val="left"/>
+            </w:pPr>
+            <w:r>
+              <w:t xml:space="preserve">DCEA baseline health index</w:t>
+            </w:r>
+          </w:p>
+        </w:tc>
+        <w:tc>
+          <w:tcPr/>
+          <w:p>
+            <w:pPr>
+              <w:pStyle w:val="Compact"/>
+              <w:jc w:val="left"/>
+            </w:pPr>
+            <w:r>
+              <w:t xml:space="preserve">National healthy life expectancy and urban population share, both placeholder (Section 8); mortality/prevalence weighting fixed at 0.5</w:t>
+            </w:r>
+          </w:p>
+        </w:tc>
+        <w:tc>
+          <w:tcPr/>
+          <w:p>
+            <w:pPr>
+              <w:pStyle w:val="Compact"/>
+              <w:jc w:val="left"/>
+            </w:pPr>
+            <w:r>
+              <w:t xml:space="preserve">Partial</w:t>
+            </w:r>
+          </w:p>
+        </w:tc>
+        <w:tc>
+          <w:tcPr/>
+          <w:p>
+            <w:pPr>
+              <w:pStyle w:val="Compact"/>
+              <w:jc w:val="left"/>
+            </w:pPr>
+            <w:r>
+              <w:t xml:space="preserve">2023 (target)</w:t>
+            </w:r>
+          </w:p>
+        </w:tc>
+        <w:tc>
+          <w:tcPr/>
+          <w:p>
+            <w:pPr>
+              <w:pStyle w:val="Compact"/>
+              <w:jc w:val="left"/>
+            </w:pPr>
+            <w:r>
+              <w:t xml:space="preserve">Pending Senegal Continuous DHS 2023 microdata</w:t>
+            </w:r>
+          </w:p>
+        </w:tc>
+      </w:tr>
+      <w:tr>
+        <w:tc>
+          <w:tcPr/>
+          <w:p>
+            <w:pPr>
+              <w:pStyle w:val="Compact"/>
+              <w:jc w:val="left"/>
+            </w:pPr>
+            <w:r>
+              <w:t xml:space="preserve">Monetary year</w:t>
+            </w:r>
+          </w:p>
+        </w:tc>
+        <w:tc>
+          <w:tcPr/>
+          <w:p>
+            <w:pPr>
+              <w:pStyle w:val="Compact"/>
+              <w:jc w:val="left"/>
+            </w:pPr>
+            <w:r>
+              <w:t xml:space="preserve">2023 USD (OHT); 2026 estimate (CET)</w:t>
+            </w:r>
+          </w:p>
+        </w:tc>
+        <w:tc>
+          <w:tcPr/>
+          <w:p>
+            <w:pPr>
+              <w:pStyle w:val="Compact"/>
+              <w:jc w:val="left"/>
+            </w:pPr>
+            <w:r>
+              <w:t xml:space="preserve">—</w:t>
+            </w:r>
+          </w:p>
+        </w:tc>
+        <w:tc>
+          <w:tcPr/>
+          <w:p>
+            <w:pPr>
+              <w:pStyle w:val="Compact"/>
+              <w:jc w:val="left"/>
+            </w:pPr>
+            <w:r>
+              <w:t xml:space="preserve">Mixed</w:t>
+            </w:r>
+          </w:p>
+        </w:tc>
+        <w:tc>
+          <w:tcPr/>
+          <w:p>
+            <w:pPr>
+              <w:pStyle w:val="Compact"/>
+              <w:jc w:val="left"/>
+            </w:pPr>
+            <w:r>
+              <w:t xml:space="preserve">Not yet harmonized to a single price year across cost and CET sources</w:t>
+            </w:r>
+          </w:p>
+        </w:tc>
+      </w:tr>
+    </w:tbl>
+    <w:bookmarkEnd w:id="66"/>
+    <w:bookmarkStart w:id="67" w:name="accompanying-files"/>
+    <w:p>
+      <w:pPr>
+        <w:pStyle w:val="Heading1"/>
+      </w:pPr>
+      <w:r>
+        <w:t xml:space="preserve">11. Accompanying files</w:t>
       </w:r>
     </w:p>
     <w:p>
@@ -2633,7 +3377,7 @@
         <w:t xml:space="preserve">.</w:t>
       </w:r>
     </w:p>
-    <w:bookmarkEnd w:id="62"/>
+    <w:bookmarkEnd w:id="67"/>
     <w:sectPr/>
   </w:body>
 </w:document>
@@ -2906,7 +3650,7 @@
       </w:r>
     </w:p>
   </w:footnote>
-  <w:footnote w:id="53">
+  <w:footnote w:id="46">
     <w:p>
       <w:pPr>
         <w:pStyle w:val="FootnoteText"/>
@@ -2921,6 +3665,43 @@
         <w:t xml:space="preserve"> </w:t>
       </w:r>
       <w:r>
+        <w:t xml:space="preserve">Mohan S., Walker S., Sengooba F., Kiracho E.E., Mayora C., Ssennyonjo A., Aliti C.T., Revill P. (2023),</w:t>
+      </w:r>
+      <w:r>
+        <w:t xml:space="preserve"> </w:t>
+      </w:r>
+      <w:r>
+        <w:t xml:space="preserve">“</w:t>
+      </w:r>
+      <w:r>
+        <w:t xml:space="preserve">Supporting the revision of the health benefits package in Uganda: A constrained optimisation approach,</w:t>
+      </w:r>
+      <w:r>
+        <w:t xml:space="preserve">”</w:t>
+      </w:r>
+      <w:r>
+        <w:t xml:space="preserve"> </w:t>
+      </w:r>
+      <w:r>
+        <w:t xml:space="preserve">Health Economics 32:1244-1255.</w:t>
+      </w:r>
+    </w:p>
+  </w:footnote>
+  <w:footnote w:id="54">
+    <w:p>
+      <w:pPr>
+        <w:pStyle w:val="FootnoteText"/>
+      </w:pPr>
+      <w:r>
+        <w:rPr>
+          <w:rStyle w:val="FootnoteReference"/>
+        </w:rPr>
+        <w:footnoteRef/>
+      </w:r>
+      <w:r>
+        <w:t xml:space="preserve"> </w:t>
+      </w:r>
+      <w:r>
         <w:t xml:space="preserve">Arnold M., Nkhoma D., Griffin S. (2020),</w:t>
       </w:r>
       <w:r>
@@ -2940,6 +3721,99 @@
       </w:r>
       <w:r>
         <w:t xml:space="preserve">Health Policy and Planning 35(6):646-656.</w:t>
+      </w:r>
+    </w:p>
+  </w:footnote>
+  <w:footnote w:id="62">
+    <w:p>
+      <w:pPr>
+        <w:pStyle w:val="FootnoteText"/>
+      </w:pPr>
+      <w:r>
+        <w:rPr>
+          <w:rStyle w:val="FootnoteReference"/>
+        </w:rPr>
+        <w:footnoteRef/>
+      </w:r>
+      <w:r>
+        <w:t xml:space="preserve"> </w:t>
+      </w:r>
+      <w:r>
+        <w:t xml:space="preserve">Ochalek et al. (2026), medRxiv, GBD 2023, 92 low- and lower-middle-income countries.</w:t>
+      </w:r>
+    </w:p>
+  </w:footnote>
+  <w:footnote w:id="63">
+    <w:p>
+      <w:pPr>
+        <w:pStyle w:val="FootnoteText"/>
+      </w:pPr>
+      <w:r>
+        <w:rPr>
+          <w:rStyle w:val="FootnoteReference"/>
+        </w:rPr>
+        <w:footnoteRef/>
+      </w:r>
+      <w:r>
+        <w:t xml:space="preserve"> </w:t>
+      </w:r>
+      <w:r>
+        <w:t xml:space="preserve">Mohan S., Walker S., Sengooba F., Kiracho E.E., Mayora C., Ssennyonjo A., Aliti C.T., Revill P. (2023),</w:t>
+      </w:r>
+      <w:r>
+        <w:t xml:space="preserve"> </w:t>
+      </w:r>
+      <w:r>
+        <w:t xml:space="preserve">“</w:t>
+      </w:r>
+      <w:r>
+        <w:t xml:space="preserve">Supporting the revision of the health benefits package in Uganda: A constrained optimisation approach,</w:t>
+      </w:r>
+      <w:r>
+        <w:t xml:space="preserve">”</w:t>
+      </w:r>
+      <w:r>
+        <w:t xml:space="preserve"> </w:t>
+      </w:r>
+      <w:r>
+        <w:t xml:space="preserve">Health Economics 32:1244-1255.</w:t>
+      </w:r>
+    </w:p>
+  </w:footnote>
+  <w:footnote w:id="64">
+    <w:p>
+      <w:pPr>
+        <w:pStyle w:val="FootnoteText"/>
+      </w:pPr>
+      <w:r>
+        <w:rPr>
+          <w:rStyle w:val="FootnoteReference"/>
+        </w:rPr>
+        <w:footnoteRef/>
+      </w:r>
+      <w:r>
+        <w:t xml:space="preserve"> </w:t>
+      </w:r>
+      <w:r>
+        <w:t xml:space="preserve">Mohan S., Walker S., Sengooba F., Kiracho E.E., Mayora C., Ssennyonjo A., Aliti C.T., Revill P. (2023),</w:t>
+      </w:r>
+      <w:r>
+        <w:t xml:space="preserve"> </w:t>
+      </w:r>
+      <w:r>
+        <w:t xml:space="preserve">“</w:t>
+      </w:r>
+      <w:r>
+        <w:t xml:space="preserve">Supporting the revision of the health benefits package in Uganda: A constrained optimisation approach,</w:t>
+      </w:r>
+      <w:r>
+        <w:t xml:space="preserve">”</w:t>
+      </w:r>
+      <w:r>
+        <w:t xml:space="preserve"> </w:t>
+      </w:r>
+      <w:r>
+        <w:t xml:space="preserve">Health Economics 32:1244-1255.</w:t>
       </w:r>
     </w:p>
   </w:footnote>
